--- a/Du_Lieu_Mau_He_Thong/Bieu_phi_dich_vu_The_quoc_te_Vietcombank_Visa_MasterCard_JCB_2026.docx
+++ b/Du_Lieu_Mau_He_Thong/Bieu_phi_dich_vu_The_quoc_te_Vietcombank_Visa_MasterCard_JCB_2026.docx
@@ -9,13 +9,13 @@
         <w:tblLook w:firstColumn="1" w:firstRow="1" w:lastColumn="0" w:lastRow="0" w:noHBand="0" w:noVBand="1" w:val="04A0"/>
       </w:tblPr>
       <w:tblGrid>
-        <w:gridCol w:w="4608"/>
-        <w:gridCol w:w="5040"/>
+        <w:gridCol w:w="4752"/>
+        <w:gridCol w:w="5184"/>
       </w:tblGrid>
       <w:tr>
         <w:tc>
           <w:tcPr>
-            <w:tcW w:type="dxa" w:w="4824"/>
+            <w:tcW w:type="dxa" w:w="4968"/>
           </w:tcPr>
           <w:p>
             <w:pPr>
@@ -25,7 +25,7 @@
               <w:rPr>
                 <w:b/>
                 <w:color w:val="00843D"/>
-                <w:sz w:val="20"/>
+                <w:sz w:val="21"/>
               </w:rPr>
               <w:t>NGÂN HÀNG TMCP NGOẠI THƯƠNG VIỆT NAM</w:t>
               <w:br/>
@@ -35,7 +35,7 @@
         </w:tc>
         <w:tc>
           <w:tcPr>
-            <w:tcW w:type="dxa" w:w="4824"/>
+            <w:tcW w:type="dxa" w:w="4968"/>
           </w:tcPr>
           <w:p>
             <w:pPr>
@@ -58,7 +58,7 @@
     </w:tbl>
     <w:p>
       <w:pPr>
-        <w:spacing w:after="80"/>
+        <w:spacing w:after="120"/>
       </w:pPr>
     </w:p>
     <w:p>
@@ -235,11 +235,12 @@
     </w:p>
     <w:p>
       <w:pPr>
-        <w:spacing w:before="160"/>
+        <w:spacing w:before="200" w:after="80"/>
       </w:pPr>
       <w:r>
         <w:rPr>
           <w:b/>
+          <w:color w:val="006E32"/>
           <w:sz w:val="21"/>
         </w:rPr>
         <w:t>BẢNG KÊ QUY ĐỊNH CHI TIẾT:</w:t>
@@ -253,64 +254,67 @@
         <w:tblLook w:firstColumn="1" w:firstRow="1" w:lastColumn="0" w:lastRow="0" w:noHBand="0" w:noVBand="1" w:val="04A0"/>
       </w:tblPr>
       <w:tblGrid>
-        <w:gridCol w:w="1930"/>
-        <w:gridCol w:w="1930"/>
-        <w:gridCol w:w="1930"/>
-        <w:gridCol w:w="1930"/>
-        <w:gridCol w:w="1930"/>
+        <w:gridCol w:w="1987"/>
+        <w:gridCol w:w="1987"/>
+        <w:gridCol w:w="1987"/>
+        <w:gridCol w:w="1987"/>
+        <w:gridCol w:w="1987"/>
       </w:tblGrid>
       <w:tr>
         <w:tc>
           <w:tcPr>
-            <w:tcW w:type="dxa" w:w="1930"/>
-            <w:shd w:fill="E8F5E9"/>
+            <w:tcW w:type="dxa" w:w="1987"/>
+            <w:shd w:fill="00843D"/>
           </w:tcPr>
           <w:p>
             <w:pPr>
-              <w:spacing w:before="40" w:after="40"/>
+              <w:spacing w:before="60" w:after="60"/>
               <w:jc w:val="center"/>
             </w:pPr>
             <w:r>
               <w:rPr>
                 <w:b/>
+                <w:color w:val="FFFFFF"/>
                 <w:sz w:val="19"/>
               </w:rPr>
-              <w:t>Hạng thẻ quốc tế</w:t>
+              <w:t>Hạng thẻ quốc tế Vietcombank</w:t>
             </w:r>
           </w:p>
         </w:tc>
         <w:tc>
           <w:tcPr>
-            <w:tcW w:type="dxa" w:w="1930"/>
-            <w:shd w:fill="E8F5E9"/>
+            <w:tcW w:type="dxa" w:w="1987"/>
+            <w:shd w:fill="00843D"/>
           </w:tcPr>
           <w:p>
             <w:pPr>
-              <w:spacing w:before="40" w:after="40"/>
+              <w:spacing w:before="60" w:after="60"/>
               <w:jc w:val="center"/>
             </w:pPr>
             <w:r>
               <w:rPr>
                 <w:b/>
+                <w:color w:val="FFFFFF"/>
                 <w:sz w:val="19"/>
               </w:rPr>
-              <w:t>Phí phát hành (VND)</w:t>
+              <w:t>Phí phát hành thẻ (VND)</w:t>
             </w:r>
           </w:p>
         </w:tc>
         <w:tc>
           <w:tcPr>
-            <w:tcW w:type="dxa" w:w="1930"/>
-            <w:shd w:fill="E8F5E9"/>
+            <w:tcW w:type="dxa" w:w="1987"/>
+            <w:shd w:fill="00843D"/>
           </w:tcPr>
           <w:p>
             <w:pPr>
-              <w:spacing w:before="40" w:after="40"/>
+              <w:spacing w:before="60" w:after="60"/>
               <w:jc w:val="center"/>
             </w:pPr>
             <w:r>
               <w:rPr>
                 <w:b/>
+                <w:color w:val="FFFFFF"/>
                 <w:sz w:val="19"/>
               </w:rPr>
               <w:t>Phí thường niên (VND/năm)</w:t>
@@ -319,17 +323,18 @@
         </w:tc>
         <w:tc>
           <w:tcPr>
-            <w:tcW w:type="dxa" w:w="1930"/>
-            <w:shd w:fill="E8F5E9"/>
+            <w:tcW w:type="dxa" w:w="1987"/>
+            <w:shd w:fill="00843D"/>
           </w:tcPr>
           <w:p>
             <w:pPr>
-              <w:spacing w:before="40" w:after="40"/>
+              <w:spacing w:before="60" w:after="60"/>
               <w:jc w:val="center"/>
             </w:pPr>
             <w:r>
               <w:rPr>
                 <w:b/>
+                <w:color w:val="FFFFFF"/>
                 <w:sz w:val="19"/>
               </w:rPr>
               <w:t>Phí chuyển đổi ngoại tệ</w:t>
@@ -338,20 +343,21 @@
         </w:tc>
         <w:tc>
           <w:tcPr>
-            <w:tcW w:type="dxa" w:w="1930"/>
-            <w:shd w:fill="E8F5E9"/>
+            <w:tcW w:type="dxa" w:w="1987"/>
+            <w:shd w:fill="00843D"/>
           </w:tcPr>
           <w:p>
             <w:pPr>
-              <w:spacing w:before="40" w:after="40"/>
+              <w:spacing w:before="60" w:after="60"/>
               <w:jc w:val="center"/>
             </w:pPr>
             <w:r>
               <w:rPr>
                 <w:b/>
+                <w:color w:val="FFFFFF"/>
                 <w:sz w:val="19"/>
               </w:rPr>
-              <w:t>Phí rút tiền ATM ngoài VN</w:t>
+              <w:t>Phí rút tiền ATM ngoài nước</w:t>
             </w:r>
           </w:p>
         </w:tc>
@@ -359,11 +365,12 @@
       <w:tr>
         <w:tc>
           <w:tcPr>
-            <w:tcW w:type="dxa" w:w="1930"/>
+            <w:tcW w:type="dxa" w:w="1987"/>
+            <w:shd w:fill="F4F9F5"/>
           </w:tcPr>
           <w:p>
             <w:pPr>
-              <w:spacing w:before="40" w:after="40"/>
+              <w:spacing w:before="60" w:after="60"/>
               <w:jc w:val="center"/>
             </w:pPr>
             <w:r>
@@ -376,45 +383,48 @@
         </w:tc>
         <w:tc>
           <w:tcPr>
-            <w:tcW w:type="dxa" w:w="1930"/>
+            <w:tcW w:type="dxa" w:w="1987"/>
+            <w:shd w:fill="F4F9F5"/>
           </w:tcPr>
           <w:p>
             <w:pPr>
-              <w:spacing w:before="40" w:after="40"/>
+              <w:spacing w:before="60" w:after="60"/>
               <w:jc w:val="left"/>
             </w:pPr>
             <w:r>
               <w:rPr>
                 <w:sz w:val="19"/>
               </w:rPr>
-              <w:t>Miễn phí</w:t>
+              <w:t>0</w:t>
             </w:r>
           </w:p>
         </w:tc>
         <w:tc>
           <w:tcPr>
-            <w:tcW w:type="dxa" w:w="1930"/>
+            <w:tcW w:type="dxa" w:w="1987"/>
+            <w:shd w:fill="F4F9F5"/>
           </w:tcPr>
           <w:p>
             <w:pPr>
-              <w:spacing w:before="40" w:after="40"/>
+              <w:spacing w:before="60" w:after="60"/>
               <w:jc w:val="left"/>
             </w:pPr>
             <w:r>
               <w:rPr>
                 <w:sz w:val="19"/>
               </w:rPr>
-              <w:t>3,000,000</w:t>
+              <w:t>3000000</w:t>
             </w:r>
           </w:p>
         </w:tc>
         <w:tc>
           <w:tcPr>
-            <w:tcW w:type="dxa" w:w="1930"/>
+            <w:tcW w:type="dxa" w:w="1987"/>
+            <w:shd w:fill="F4F9F5"/>
           </w:tcPr>
           <w:p>
             <w:pPr>
-              <w:spacing w:before="40" w:after="40"/>
+              <w:spacing w:before="60" w:after="60"/>
               <w:jc w:val="left"/>
             </w:pPr>
             <w:r>
@@ -427,11 +437,12 @@
         </w:tc>
         <w:tc>
           <w:tcPr>
-            <w:tcW w:type="dxa" w:w="1930"/>
+            <w:tcW w:type="dxa" w:w="1987"/>
+            <w:shd w:fill="F4F9F5"/>
           </w:tcPr>
           <w:p>
             <w:pPr>
-              <w:spacing w:before="40" w:after="40"/>
+              <w:spacing w:before="60" w:after="60"/>
               <w:jc w:val="left"/>
             </w:pPr>
             <w:r>
@@ -446,62 +457,62 @@
       <w:tr>
         <w:tc>
           <w:tcPr>
-            <w:tcW w:type="dxa" w:w="1930"/>
+            <w:tcW w:type="dxa" w:w="1987"/>
           </w:tcPr>
           <w:p>
             <w:pPr>
-              <w:spacing w:before="40" w:after="40"/>
+              <w:spacing w:before="60" w:after="60"/>
               <w:jc w:val="center"/>
             </w:pPr>
             <w:r>
               <w:rPr>
                 <w:sz w:val="19"/>
               </w:rPr>
-              <w:t>Vietcombank Visa / MasterCard Platinum</w:t>
+              <w:t>Vietcombank Visa Platinum</w:t>
             </w:r>
           </w:p>
         </w:tc>
         <w:tc>
           <w:tcPr>
-            <w:tcW w:type="dxa" w:w="1930"/>
+            <w:tcW w:type="dxa" w:w="1987"/>
           </w:tcPr>
           <w:p>
             <w:pPr>
-              <w:spacing w:before="40" w:after="40"/>
+              <w:spacing w:before="60" w:after="60"/>
               <w:jc w:val="left"/>
             </w:pPr>
             <w:r>
               <w:rPr>
                 <w:sz w:val="19"/>
               </w:rPr>
-              <w:t>Miễn phí</w:t>
+              <w:t>0</w:t>
             </w:r>
           </w:p>
         </w:tc>
         <w:tc>
           <w:tcPr>
-            <w:tcW w:type="dxa" w:w="1930"/>
+            <w:tcW w:type="dxa" w:w="1987"/>
           </w:tcPr>
           <w:p>
             <w:pPr>
-              <w:spacing w:before="40" w:after="40"/>
+              <w:spacing w:before="60" w:after="60"/>
               <w:jc w:val="left"/>
             </w:pPr>
             <w:r>
               <w:rPr>
                 <w:sz w:val="19"/>
               </w:rPr>
-              <w:t>800,000</w:t>
+              <w:t>800000</w:t>
             </w:r>
           </w:p>
         </w:tc>
         <w:tc>
           <w:tcPr>
-            <w:tcW w:type="dxa" w:w="1930"/>
+            <w:tcW w:type="dxa" w:w="1987"/>
           </w:tcPr>
           <w:p>
             <w:pPr>
-              <w:spacing w:before="40" w:after="40"/>
+              <w:spacing w:before="60" w:after="60"/>
               <w:jc w:val="left"/>
             </w:pPr>
             <w:r>
@@ -514,11 +525,11 @@
         </w:tc>
         <w:tc>
           <w:tcPr>
-            <w:tcW w:type="dxa" w:w="1930"/>
+            <w:tcW w:type="dxa" w:w="1987"/>
           </w:tcPr>
           <w:p>
             <w:pPr>
-              <w:spacing w:before="40" w:after="40"/>
+              <w:spacing w:before="60" w:after="60"/>
               <w:jc w:val="left"/>
             </w:pPr>
             <w:r>
@@ -533,62 +544,66 @@
       <w:tr>
         <w:tc>
           <w:tcPr>
-            <w:tcW w:type="dxa" w:w="1930"/>
+            <w:tcW w:type="dxa" w:w="1987"/>
+            <w:shd w:fill="F4F9F5"/>
           </w:tcPr>
           <w:p>
             <w:pPr>
-              <w:spacing w:before="40" w:after="40"/>
+              <w:spacing w:before="60" w:after="60"/>
               <w:jc w:val="center"/>
             </w:pPr>
             <w:r>
               <w:rPr>
                 <w:sz w:val="19"/>
               </w:rPr>
-              <w:t>Vietcombank JCB Platinum</w:t>
+              <w:t>Vietcombank Mastercard World</w:t>
             </w:r>
           </w:p>
         </w:tc>
         <w:tc>
           <w:tcPr>
-            <w:tcW w:type="dxa" w:w="1930"/>
+            <w:tcW w:type="dxa" w:w="1987"/>
+            <w:shd w:fill="F4F9F5"/>
           </w:tcPr>
           <w:p>
             <w:pPr>
-              <w:spacing w:before="40" w:after="40"/>
+              <w:spacing w:before="60" w:after="60"/>
               <w:jc w:val="left"/>
             </w:pPr>
             <w:r>
               <w:rPr>
                 <w:sz w:val="19"/>
               </w:rPr>
-              <w:t>Miễn phí</w:t>
+              <w:t>0</w:t>
             </w:r>
           </w:p>
         </w:tc>
         <w:tc>
           <w:tcPr>
-            <w:tcW w:type="dxa" w:w="1930"/>
+            <w:tcW w:type="dxa" w:w="1987"/>
+            <w:shd w:fill="F4F9F5"/>
           </w:tcPr>
           <w:p>
             <w:pPr>
-              <w:spacing w:before="40" w:after="40"/>
+              <w:spacing w:before="60" w:after="60"/>
               <w:jc w:val="left"/>
             </w:pPr>
             <w:r>
               <w:rPr>
                 <w:sz w:val="19"/>
               </w:rPr>
-              <w:t>800,000</w:t>
+              <w:t>800000</w:t>
             </w:r>
           </w:p>
         </w:tc>
         <w:tc>
           <w:tcPr>
-            <w:tcW w:type="dxa" w:w="1930"/>
+            <w:tcW w:type="dxa" w:w="1987"/>
+            <w:shd w:fill="F4F9F5"/>
           </w:tcPr>
           <w:p>
             <w:pPr>
-              <w:spacing w:before="40" w:after="40"/>
+              <w:spacing w:before="60" w:after="60"/>
               <w:jc w:val="left"/>
             </w:pPr>
             <w:r>
@@ -601,11 +616,12 @@
         </w:tc>
         <w:tc>
           <w:tcPr>
-            <w:tcW w:type="dxa" w:w="1930"/>
+            <w:tcW w:type="dxa" w:w="1987"/>
+            <w:shd w:fill="F4F9F5"/>
           </w:tcPr>
           <w:p>
             <w:pPr>
-              <w:spacing w:before="40" w:after="40"/>
+              <w:spacing w:before="60" w:after="60"/>
               <w:jc w:val="left"/>
             </w:pPr>
             <w:r>
@@ -620,79 +636,79 @@
       <w:tr>
         <w:tc>
           <w:tcPr>
-            <w:tcW w:type="dxa" w:w="1930"/>
+            <w:tcW w:type="dxa" w:w="1987"/>
           </w:tcPr>
           <w:p>
             <w:pPr>
-              <w:spacing w:before="40" w:after="40"/>
+              <w:spacing w:before="60" w:after="60"/>
               <w:jc w:val="center"/>
             </w:pPr>
             <w:r>
               <w:rPr>
                 <w:sz w:val="19"/>
               </w:rPr>
-              <w:t>Vietcombank Visa Hạng Vàng</w:t>
+              <w:t>Vietcombank JCB Platinum</w:t>
             </w:r>
           </w:p>
         </w:tc>
         <w:tc>
           <w:tcPr>
-            <w:tcW w:type="dxa" w:w="1930"/>
+            <w:tcW w:type="dxa" w:w="1987"/>
           </w:tcPr>
           <w:p>
             <w:pPr>
-              <w:spacing w:before="40" w:after="40"/>
+              <w:spacing w:before="60" w:after="60"/>
               <w:jc w:val="left"/>
             </w:pPr>
             <w:r>
               <w:rPr>
                 <w:sz w:val="19"/>
               </w:rPr>
-              <w:t>50,000</w:t>
+              <w:t>0</w:t>
             </w:r>
           </w:p>
         </w:tc>
         <w:tc>
           <w:tcPr>
-            <w:tcW w:type="dxa" w:w="1930"/>
+            <w:tcW w:type="dxa" w:w="1987"/>
           </w:tcPr>
           <w:p>
             <w:pPr>
-              <w:spacing w:before="40" w:after="40"/>
+              <w:spacing w:before="60" w:after="60"/>
               <w:jc w:val="left"/>
             </w:pPr>
             <w:r>
               <w:rPr>
                 <w:sz w:val="19"/>
               </w:rPr>
-              <w:t>200,000</w:t>
+              <w:t>800000</w:t>
             </w:r>
           </w:p>
         </w:tc>
         <w:tc>
           <w:tcPr>
-            <w:tcW w:type="dxa" w:w="1930"/>
+            <w:tcW w:type="dxa" w:w="1987"/>
           </w:tcPr>
           <w:p>
             <w:pPr>
-              <w:spacing w:before="40" w:after="40"/>
+              <w:spacing w:before="60" w:after="60"/>
               <w:jc w:val="left"/>
             </w:pPr>
             <w:r>
               <w:rPr>
                 <w:sz w:val="19"/>
               </w:rPr>
-              <w:t>2.50%</w:t>
+              <w:t>2.00%</w:t>
             </w:r>
           </w:p>
         </w:tc>
         <w:tc>
           <w:tcPr>
-            <w:tcW w:type="dxa" w:w="1930"/>
+            <w:tcW w:type="dxa" w:w="1987"/>
           </w:tcPr>
           <w:p>
             <w:pPr>
-              <w:spacing w:before="40" w:after="40"/>
+              <w:spacing w:before="60" w:after="60"/>
               <w:jc w:val="left"/>
             </w:pPr>
             <w:r>
@@ -707,62 +723,66 @@
       <w:tr>
         <w:tc>
           <w:tcPr>
-            <w:tcW w:type="dxa" w:w="1930"/>
+            <w:tcW w:type="dxa" w:w="1987"/>
+            <w:shd w:fill="F4F9F5"/>
           </w:tcPr>
           <w:p>
             <w:pPr>
-              <w:spacing w:before="40" w:after="40"/>
+              <w:spacing w:before="60" w:after="60"/>
               <w:jc w:val="center"/>
             </w:pPr>
             <w:r>
               <w:rPr>
                 <w:sz w:val="19"/>
               </w:rPr>
-              <w:t>Vietcombank Visa Hạng Chuẩn</w:t>
+              <w:t>Vietcombank Visa Hạng Vàng</w:t>
             </w:r>
           </w:p>
         </w:tc>
         <w:tc>
           <w:tcPr>
-            <w:tcW w:type="dxa" w:w="1930"/>
+            <w:tcW w:type="dxa" w:w="1987"/>
+            <w:shd w:fill="F4F9F5"/>
           </w:tcPr>
           <w:p>
             <w:pPr>
-              <w:spacing w:before="40" w:after="40"/>
+              <w:spacing w:before="60" w:after="60"/>
               <w:jc w:val="left"/>
             </w:pPr>
             <w:r>
               <w:rPr>
                 <w:sz w:val="19"/>
               </w:rPr>
-              <w:t>50,000</w:t>
+              <w:t>50000</w:t>
             </w:r>
           </w:p>
         </w:tc>
         <w:tc>
           <w:tcPr>
-            <w:tcW w:type="dxa" w:w="1930"/>
+            <w:tcW w:type="dxa" w:w="1987"/>
+            <w:shd w:fill="F4F9F5"/>
           </w:tcPr>
           <w:p>
             <w:pPr>
-              <w:spacing w:before="40" w:after="40"/>
+              <w:spacing w:before="60" w:after="60"/>
               <w:jc w:val="left"/>
             </w:pPr>
             <w:r>
               <w:rPr>
                 <w:sz w:val="19"/>
               </w:rPr>
-              <w:t>100,000</w:t>
+              <w:t>200000</w:t>
             </w:r>
           </w:p>
         </w:tc>
         <w:tc>
           <w:tcPr>
-            <w:tcW w:type="dxa" w:w="1930"/>
+            <w:tcW w:type="dxa" w:w="1987"/>
+            <w:shd w:fill="F4F9F5"/>
           </w:tcPr>
           <w:p>
             <w:pPr>
-              <w:spacing w:before="40" w:after="40"/>
+              <w:spacing w:before="60" w:after="60"/>
               <w:jc w:val="left"/>
             </w:pPr>
             <w:r>
@@ -775,11 +795,12 @@
         </w:tc>
         <w:tc>
           <w:tcPr>
-            <w:tcW w:type="dxa" w:w="1930"/>
+            <w:tcW w:type="dxa" w:w="1987"/>
+            <w:shd w:fill="F4F9F5"/>
           </w:tcPr>
           <w:p>
             <w:pPr>
-              <w:spacing w:before="40" w:after="40"/>
+              <w:spacing w:before="60" w:after="60"/>
               <w:jc w:val="left"/>
             </w:pPr>
             <w:r>
@@ -794,62 +815,62 @@
       <w:tr>
         <w:tc>
           <w:tcPr>
-            <w:tcW w:type="dxa" w:w="1930"/>
+            <w:tcW w:type="dxa" w:w="1987"/>
           </w:tcPr>
           <w:p>
             <w:pPr>
-              <w:spacing w:before="40" w:after="40"/>
+              <w:spacing w:before="60" w:after="60"/>
               <w:jc w:val="center"/>
             </w:pPr>
             <w:r>
               <w:rPr>
                 <w:sz w:val="19"/>
               </w:rPr>
-              <w:t>Vietcombank Mastercard Chuẩn</w:t>
+              <w:t>Vietcombank Visa Hạng Chuẩn</w:t>
             </w:r>
           </w:p>
         </w:tc>
         <w:tc>
           <w:tcPr>
-            <w:tcW w:type="dxa" w:w="1930"/>
+            <w:tcW w:type="dxa" w:w="1987"/>
           </w:tcPr>
           <w:p>
             <w:pPr>
-              <w:spacing w:before="40" w:after="40"/>
+              <w:spacing w:before="60" w:after="60"/>
               <w:jc w:val="left"/>
             </w:pPr>
             <w:r>
               <w:rPr>
                 <w:sz w:val="19"/>
               </w:rPr>
-              <w:t>50,000</w:t>
+              <w:t>50000</w:t>
             </w:r>
           </w:p>
         </w:tc>
         <w:tc>
           <w:tcPr>
-            <w:tcW w:type="dxa" w:w="1930"/>
+            <w:tcW w:type="dxa" w:w="1987"/>
           </w:tcPr>
           <w:p>
             <w:pPr>
-              <w:spacing w:before="40" w:after="40"/>
+              <w:spacing w:before="60" w:after="60"/>
               <w:jc w:val="left"/>
             </w:pPr>
             <w:r>
               <w:rPr>
                 <w:sz w:val="19"/>
               </w:rPr>
-              <w:t>100,000</w:t>
+              <w:t>100000</w:t>
             </w:r>
           </w:p>
         </w:tc>
         <w:tc>
           <w:tcPr>
-            <w:tcW w:type="dxa" w:w="1930"/>
+            <w:tcW w:type="dxa" w:w="1987"/>
           </w:tcPr>
           <w:p>
             <w:pPr>
-              <w:spacing w:before="40" w:after="40"/>
+              <w:spacing w:before="60" w:after="60"/>
               <w:jc w:val="left"/>
             </w:pPr>
             <w:r>
@@ -862,11 +883,11 @@
         </w:tc>
         <w:tc>
           <w:tcPr>
-            <w:tcW w:type="dxa" w:w="1930"/>
+            <w:tcW w:type="dxa" w:w="1987"/>
           </w:tcPr>
           <w:p>
             <w:pPr>
-              <w:spacing w:before="40" w:after="40"/>
+              <w:spacing w:before="60" w:after="60"/>
               <w:jc w:val="left"/>
             </w:pPr>
             <w:r>
@@ -881,11 +902,103 @@
       <w:tr>
         <w:tc>
           <w:tcPr>
-            <w:tcW w:type="dxa" w:w="1930"/>
+            <w:tcW w:type="dxa" w:w="1987"/>
+            <w:shd w:fill="F4F9F5"/>
           </w:tcPr>
           <w:p>
             <w:pPr>
-              <w:spacing w:before="40" w:after="40"/>
+              <w:spacing w:before="60" w:after="60"/>
+              <w:jc w:val="center"/>
+            </w:pPr>
+            <w:r>
+              <w:rPr>
+                <w:sz w:val="19"/>
+              </w:rPr>
+              <w:t>Vietcombank Mastercard Chuẩn</w:t>
+            </w:r>
+          </w:p>
+        </w:tc>
+        <w:tc>
+          <w:tcPr>
+            <w:tcW w:type="dxa" w:w="1987"/>
+            <w:shd w:fill="F4F9F5"/>
+          </w:tcPr>
+          <w:p>
+            <w:pPr>
+              <w:spacing w:before="60" w:after="60"/>
+              <w:jc w:val="left"/>
+            </w:pPr>
+            <w:r>
+              <w:rPr>
+                <w:sz w:val="19"/>
+              </w:rPr>
+              <w:t>50000</w:t>
+            </w:r>
+          </w:p>
+        </w:tc>
+        <w:tc>
+          <w:tcPr>
+            <w:tcW w:type="dxa" w:w="1987"/>
+            <w:shd w:fill="F4F9F5"/>
+          </w:tcPr>
+          <w:p>
+            <w:pPr>
+              <w:spacing w:before="60" w:after="60"/>
+              <w:jc w:val="left"/>
+            </w:pPr>
+            <w:r>
+              <w:rPr>
+                <w:sz w:val="19"/>
+              </w:rPr>
+              <w:t>100000</w:t>
+            </w:r>
+          </w:p>
+        </w:tc>
+        <w:tc>
+          <w:tcPr>
+            <w:tcW w:type="dxa" w:w="1987"/>
+            <w:shd w:fill="F4F9F5"/>
+          </w:tcPr>
+          <w:p>
+            <w:pPr>
+              <w:spacing w:before="60" w:after="60"/>
+              <w:jc w:val="left"/>
+            </w:pPr>
+            <w:r>
+              <w:rPr>
+                <w:sz w:val="19"/>
+              </w:rPr>
+              <w:t>2.50%</w:t>
+            </w:r>
+          </w:p>
+        </w:tc>
+        <w:tc>
+          <w:tcPr>
+            <w:tcW w:type="dxa" w:w="1987"/>
+            <w:shd w:fill="F4F9F5"/>
+          </w:tcPr>
+          <w:p>
+            <w:pPr>
+              <w:spacing w:before="60" w:after="60"/>
+              <w:jc w:val="left"/>
+            </w:pPr>
+            <w:r>
+              <w:rPr>
+                <w:sz w:val="19"/>
+              </w:rPr>
+              <w:t>4.0% (Tối thiểu 50,000 VND)</w:t>
+            </w:r>
+          </w:p>
+        </w:tc>
+      </w:tr>
+      <w:tr>
+        <w:tc>
+          <w:tcPr>
+            <w:tcW w:type="dxa" w:w="1987"/>
+          </w:tcPr>
+          <w:p>
+            <w:pPr>
+              <w:spacing w:before="60" w:after="60"/>
               <w:jc w:val="center"/>
             </w:pPr>
             <w:r>
@@ -898,45 +1011,45 @@
         </w:tc>
         <w:tc>
           <w:tcPr>
-            <w:tcW w:type="dxa" w:w="1930"/>
+            <w:tcW w:type="dxa" w:w="1987"/>
           </w:tcPr>
           <w:p>
             <w:pPr>
-              <w:spacing w:before="40" w:after="40"/>
+              <w:spacing w:before="60" w:after="60"/>
               <w:jc w:val="left"/>
             </w:pPr>
             <w:r>
               <w:rPr>
                 <w:sz w:val="19"/>
               </w:rPr>
-              <w:t>50,000</w:t>
+              <w:t>50000</w:t>
             </w:r>
           </w:p>
         </w:tc>
         <w:tc>
           <w:tcPr>
-            <w:tcW w:type="dxa" w:w="1930"/>
+            <w:tcW w:type="dxa" w:w="1987"/>
           </w:tcPr>
           <w:p>
             <w:pPr>
-              <w:spacing w:before="40" w:after="40"/>
+              <w:spacing w:before="60" w:after="60"/>
               <w:jc w:val="left"/>
             </w:pPr>
             <w:r>
               <w:rPr>
                 <w:sz w:val="19"/>
               </w:rPr>
-              <w:t>100,000</w:t>
+              <w:t>100000</w:t>
             </w:r>
           </w:p>
         </w:tc>
         <w:tc>
           <w:tcPr>
-            <w:tcW w:type="dxa" w:w="1930"/>
+            <w:tcW w:type="dxa" w:w="1987"/>
           </w:tcPr>
           <w:p>
             <w:pPr>
-              <w:spacing w:before="40" w:after="40"/>
+              <w:spacing w:before="60" w:after="60"/>
               <w:jc w:val="left"/>
             </w:pPr>
             <w:r>
@@ -949,11 +1062,11 @@
         </w:tc>
         <w:tc>
           <w:tcPr>
-            <w:tcW w:type="dxa" w:w="1930"/>
+            <w:tcW w:type="dxa" w:w="1987"/>
           </w:tcPr>
           <w:p>
             <w:pPr>
-              <w:spacing w:before="40" w:after="40"/>
+              <w:spacing w:before="60" w:after="60"/>
               <w:jc w:val="left"/>
             </w:pPr>
             <w:r>
@@ -968,7 +1081,7 @@
     </w:tbl>
     <w:p>
       <w:pPr>
-        <w:spacing w:before="280"/>
+        <w:spacing w:before="320"/>
       </w:pPr>
     </w:p>
     <w:tbl>
@@ -978,13 +1091,13 @@
         <w:tblLook w:firstColumn="1" w:firstRow="1" w:lastColumn="0" w:lastRow="0" w:noHBand="0" w:noVBand="1" w:val="04A0"/>
       </w:tblPr>
       <w:tblGrid>
-        <w:gridCol w:w="4752"/>
         <w:gridCol w:w="4896"/>
+        <w:gridCol w:w="5040"/>
       </w:tblGrid>
       <w:tr>
         <w:tc>
           <w:tcPr>
-            <w:tcW w:type="dxa" w:w="4824"/>
+            <w:tcW w:type="dxa" w:w="4968"/>
           </w:tcPr>
           <w:p>
             <w:pPr>
@@ -1008,7 +1121,7 @@
         </w:tc>
         <w:tc>
           <w:tcPr>
-            <w:tcW w:type="dxa" w:w="4824"/>
+            <w:tcW w:type="dxa" w:w="4968"/>
           </w:tcPr>
           <w:p>
             <w:pPr>
@@ -1034,7 +1147,7 @@
     </w:tbl>
     <w:sectPr>
       <w:pgSz w:w="12240" w:h="15840"/>
-      <w:pgMar w:top="1152" w:right="1296" w:bottom="1152" w:left="1296" w:header="720" w:footer="720" w:gutter="0"/>
+      <w:pgMar w:top="1152" w:right="1152" w:bottom="1152" w:left="1152" w:header="720" w:footer="720" w:gutter="0"/>
       <w:cols w:space="720"/>
       <w:docGrid w:linePitch="360"/>
     </w:sectPr>
